--- a/Anleitung_V99.docx
+++ b/Anleitung_V99.docx
@@ -191,7 +191,7 @@
           <w:bCs/>
           <w:lang w:val="de-DE"/>
         </w:rPr>
-        <w:t xml:space="preserve">Individuell einstellbare harte Regeln je Lehrer (Sheet StD): Hohlstunden, Stundenfolge, Einzel-/Doppel-/Dreifach-Hohlstunden verbindlich statt nur als Strafe. Durch diese Funktion kann die deutliche Überlegenheit des OR-Tools ausgenutzt werden</w:t>
+        <w:t>Individuell einstellbare harte Regeln je Lehrer (Sheet StD): Hohlstunden, Stundenfolge, Einzel-/Doppel-/Dreifach-Hohlstunden verbindlich statt nur als Strafe. Durch diese Funktion kann die deutliche Überlegenheit des OR-Tools ausgenutzt werden</w:t>
       </w:r>
       <w:r>
         <w:rPr>
@@ -517,9 +517,9 @@
         <w:tblLook w:val="0020" w:firstRow="1" w:lastRow="0" w:firstColumn="0" w:lastColumn="0" w:noHBand="0" w:noVBand="0"/>
       </w:tblPr>
       <w:tblGrid>
-        <w:gridCol w:w="1363"/>
+        <w:gridCol w:w="1575"/>
         <w:gridCol w:w="2235"/>
-        <w:gridCol w:w="6024"/>
+        <w:gridCol w:w="5812"/>
       </w:tblGrid>
       <w:tr>
         <w:trPr>
@@ -1058,6 +1058,7 @@
               <w:pStyle w:val="Compact"/>
             </w:pPr>
             <w:r>
+              <w:lastRenderedPageBreak/>
               <w:t>Plan</w:t>
             </w:r>
           </w:p>
@@ -1137,24 +1138,21 @@
               <w:rPr>
                 <w:lang w:val="de-DE"/>
               </w:rPr>
-              <w:t xml:space="preserve">Ranking aller berechneten Lösungen, nach Qualität </w:t>
-              <w:lastRenderedPageBreak/>
-              <w:t>sortiert (Ausgabe).</w:t>
-            </w:r>
-          </w:p>
-        </w:tc>
-      </w:tr>
-      <w:tr>
-        <w:tc>
-          <w:tcPr>
-            <w:tcW w:w="0" w:type="auto"/>
-          </w:tcPr>
-          <w:p>
-            <w:pPr>
-              <w:pStyle w:val="Compact"/>
-            </w:pPr>
-            <w:r>
-              <w:lastRenderedPageBreak/>
+              <w:t>Ranking aller berechneten Lösungen, nach Qualität sortiert (Ausgabe).</w:t>
+            </w:r>
+          </w:p>
+        </w:tc>
+      </w:tr>
+      <w:tr>
+        <w:tc>
+          <w:tcPr>
+            <w:tcW w:w="0" w:type="auto"/>
+          </w:tcPr>
+          <w:p>
+            <w:pPr>
+              <w:pStyle w:val="Compact"/>
+            </w:pPr>
+            <w:r>
               <w:t>Verl</w:t>
             </w:r>
           </w:p>
@@ -2107,7 +2105,6 @@
               <w:rPr>
                 <w:lang w:val="de-DE"/>
               </w:rPr>
-              <w:lastRenderedPageBreak/>
               <w:t>Tipp: LTKZ (Lehrertauschkennzeichen): Format Zahl+Buchstabe (z. B. „5a“, „5b“, „5c“). Gleiche Zahl = eine Tauschgruppe; verschiedene Buchstaben = austauschbare Rollen mit je einem Lehrer. Der Solver darf in der Phase „mit Tausch“ (Button 10) und in Button 14 die Lehrer solcher Rollen paarweise gegeneinander austauschen, um Hohlstunden und freie Tage zu verbessern.</w:t>
             </w:r>
           </w:p>
@@ -2591,6 +2588,11 @@
           <w:lang w:val="de-DE"/>
         </w:rPr>
         <w:t xml:space="preserve"> machen. Ist die jeweilige Spalte gesetzt (Eintrag x, ja oder 1), wird die Regel für diesen Lehrer nicht mehr nur bestraft, sondern als hartes Constraint erzwungen. Fehlt eine Spalte </w:t>
+      </w:r>
+      <w:r>
+        <w:rPr>
+          <w:lang w:val="de-DE"/>
+        </w:rPr>
         <w:lastRenderedPageBreak/>
         <w:t>im Sheet, bleibt es für alle Lehrer bei der bisherigen weichen Strafe – das Sheet muss also nicht angefasst werden.</w:t>
       </w:r>
@@ -2674,7 +2676,7 @@
               <w:t xml:space="preserve">Der Lehrer bekommt pro Woche höchstens so viele Hohlstunden, wie in „HohlStd. soll“ als Obergrenze steht. Ohne einen Wert in „HohlStd. soll“ wird das Flag ignoriert (sonst wäre gar keine Hohlstunde erlaubt) und im Log vermerkt. </w:t>
             </w:r>
             <w:r>
-              <w:t xml:space="preserve">Für „gar keine Hohlstunde“ 0-0 eintragen.</w:t>
+              <w:t>Für „gar keine Hohlstunde“ 0-0 eintragen.</w:t>
             </w:r>
           </w:p>
         </w:tc>
@@ -2708,7 +2710,7 @@
               <w:t xml:space="preserve">Die in „Std.Folge“ angegebene maximale Zahl aufeinanderfolgender Stunden wird verbindlich eingehalten. </w:t>
             </w:r>
             <w:r>
-              <w:t xml:space="preserve">Ohne Wert in „Std.Folge“ wird das Flag ignoriert.</w:t>
+              <w:t>Ohne Wert in „Std.Folge“ wird das Flag ignoriert.</w:t>
             </w:r>
           </w:p>
         </w:tc>
@@ -3142,7 +3144,7 @@
               <w:pStyle w:val="Compact"/>
             </w:pPr>
             <w:r>
-              <w:t xml:space="preserve">Hexwert, z. B. #FFD966</w:t>
+              <w:t>Hexwert, z. B. #FFD966</w:t>
             </w:r>
           </w:p>
         </w:tc>
@@ -3703,7 +3705,7 @@
         <w:rPr>
           <w:lang w:val="de-DE"/>
         </w:rPr>
-        <w:t xml:space="preserve">Optionales Sheet für einen manuell erstellten oder von extern importierten Plan. Spalte A: Wochentag, Spalte B: Stundennummer, ab Spalte C: die UNrn dieses Slots. Füllbar manuell, per Button 3 („Plan importieren“, aus einer GPU001.TXT) oder aus dem Plan-Editor. Button 4 („Plan bewerten“) bewertet diesen Plan und trägt ihn als „Plan“-Spalte in die Lösungen-Tabelle ein – nach einem Import über Button 3 geschieht das automatisch.</w:t>
+        <w:t>Optionales Sheet für einen manuell erstellten oder von extern importierten Plan. Spalte A: Wochentag, Spalte B: Stundennummer, ab Spalte C: die UNrn dieses Slots. Füllbar manuell, per Button 3 („Plan importieren“, aus einer GPU001.TXT) oder aus dem Plan-Editor. Button 4 („Plan bewerten“) bewertet diesen Plan und trägt ihn als „Plan“-Spalte in die Lösungen-Tabelle ein – nach einem Import über Button 3 geschieht das automatisch.</w:t>
       </w:r>
     </w:p>
     <w:p>
@@ -3953,7 +3955,7 @@
               <w:rPr>
                 <w:lang w:val="de-DE"/>
               </w:rPr>
-              <w:t xml:space="preserve">Tipp: Zeilen mit falschen Werten (z. B. Tag &gt; 5, Wert &gt; 3) werden stillschweigend ignoriert.</w:t>
+              <w:t>Tipp: Zeilen mit falschen Werten (z. B. Tag &gt; 5, Wert &gt; 3) werden stillschweigend ignoriert.</w:t>
             </w:r>
           </w:p>
         </w:tc>
@@ -4266,6 +4268,11 @@
           <w:lang w:val="de-DE"/>
         </w:rPr>
         <w:t xml:space="preserve"> Anschließend lässt sich der Zeichensatz der Quelldatei wählen — „Automatisch erkennen“ (Standard; erkennt UTF-8 mit/ohne BOM bzw. ANSI/Windows-1252 selbst), „UTF-8“ oder „ANSI (Windows-1252)“. Die automatische Erkennung ist im Normalfall die beste Wahl; das Erzwingen hilft nur bei ungewöhnlich kodierten Dateien.</w:t>
+      </w:r>
+      <w:r>
+        <w:rPr>
+          <w:lang w:val="de-DE"/>
+        </w:rPr>
         <w:br/>
       </w:r>
       <w:r>
@@ -4274,7 +4281,7 @@
           <w:bCs/>
           <w:lang w:val="de-DE"/>
         </w:rPr>
-        <w:t xml:space="preserve">Achtung! Das Programm erwartet Semikolons als Trennzeichen.</w:t>
+        <w:t>Achtung! Das Programm erwartet Semikolons als Trennzeichen.</w:t>
       </w:r>
     </w:p>
     <w:p>
@@ -4404,6 +4411,83 @@
               </w:rPr>
               <w:t>ℹ Beim aktiven ZZ-Trick fragt der Export zusätzlich nach dem Umfang: vollständiger UV-Export der gewählten Unterrichte inkl. ZZ-Zeilen oder nur die ZZ-Lehrer-Zeilen (kleine Datei, Regelfall, da die UV meist schon aus Untis stammt). Beide erzeugten Dateien (GPU002 und GPU016_ZZ) zusammen in Untis importieren.</w:t>
             </w:r>
+            <w:r>
+              <w:rPr>
+                <w:lang w:val="de-DE"/>
+              </w:rPr>
+              <w:br/>
+            </w:r>
+            <w:r>
+              <w:rPr>
+                <w:lang w:val="de-DE"/>
+              </w:rPr>
+              <w:t>Zur Sicherheit gegen UV-Beschädigung in der Untisdatei</w:t>
+            </w:r>
+            <w:r>
+              <w:rPr>
+                <w:lang w:val="de-DE"/>
+              </w:rPr>
+              <w:t>:</w:t>
+            </w:r>
+            <w:r>
+              <w:rPr>
+                <w:lang w:val="de-DE"/>
+              </w:rPr>
+              <w:br/>
+              <w:t xml:space="preserve">Zunächst </w:t>
+            </w:r>
+            <w:r>
+              <w:rPr>
+                <w:lang w:val="de-DE"/>
+              </w:rPr>
+              <w:t xml:space="preserve">Backup der gültigen UV als GPU-Datei erstellen, dann </w:t>
+            </w:r>
+            <w:r>
+              <w:rPr>
+                <w:lang w:val="de-DE"/>
+              </w:rPr>
+              <w:t>ZZ-Lehrer importieren und Stundenverplanen, dann Backup</w:t>
+            </w:r>
+            <w:r>
+              <w:rPr>
+                <w:lang w:val="de-DE"/>
+              </w:rPr>
+              <w:t>-Datei reimportieren. Die ZZ-Lehrer werden dabei automatisch aus den Stammdaten gelöscht.</w:t>
+            </w:r>
+            <w:r>
+              <w:rPr>
+                <w:lang w:val="de-DE"/>
+              </w:rPr>
+              <w:br/>
+            </w:r>
+            <w:r>
+              <w:rPr>
+                <w:b/>
+                <w:bCs/>
+                <w:lang w:val="de-DE"/>
+              </w:rPr>
+              <w:t>Vorsicht Untis B</w:t>
+            </w:r>
+            <w:r>
+              <w:rPr>
+                <w:b/>
+                <w:bCs/>
+                <w:lang w:val="de-DE"/>
+              </w:rPr>
+              <w:t>ug!</w:t>
+            </w:r>
+            <w:r>
+              <w:rPr>
+                <w:lang w:val="de-DE"/>
+              </w:rPr>
+              <w:t xml:space="preserve"> Beim manuellen Löschen der ZZ-Lehrer gehen in der UV die Räume verloren.</w:t>
+            </w:r>
+            <w:r>
+              <w:rPr>
+                <w:lang w:val="de-DE"/>
+              </w:rPr>
+              <w:t xml:space="preserve"> Deshalb besser mit Backupdatei die alten Daten exakt wiederherstellen</w:t>
+            </w:r>
           </w:p>
         </w:tc>
       </w:tr>
@@ -4421,6 +4505,7 @@
         <w:rPr>
           <w:lang w:val="de-DE"/>
         </w:rPr>
+        <w:lastRenderedPageBreak/>
         <w:t>Button 8 – Gezielt fixieren und ignorieren</w:t>
       </w:r>
     </w:p>
@@ -4451,7 +4536,6 @@
         <w:rPr>
           <w:lang w:val="de-DE"/>
         </w:rPr>
-        <w:lastRenderedPageBreak/>
         <w:t>Button 9 – PM-Parameter bearbeiten</w:t>
       </w:r>
     </w:p>
@@ -4528,7 +4612,7 @@
               <w:rPr>
                 <w:lang w:val="de-DE"/>
               </w:rPr>
-              <w:t xml:space="preserve">ℹ Meldet der Solver Infeasibility, fragt das Programm zunächst nach, ob nach der Ursache gesucht werden soll („Unlösbar – Ursache suchen?“). Bei „Ja“ testet es anschließend automatisch stufenweise durch (Basis → Räume → Fach/Klasse/Tag → Doppelstunden/Pausen → Freie Tage) und nennt im Log meist die schuldige Stufe; bei „Nein“ wird der Lauf sofort beendet. Diese Suche kann je nach Modellgröße einige Zeit dauern. Beachten Sie, dass auch harte Regeln im Sheet StD (Kapitel 2.4) eine Ursache sein können.</w:t>
+              <w:t>ℹ Meldet der Solver Infeasibility, fragt das Programm zunächst nach, ob nach der Ursache gesucht werden soll („Unlösbar – Ursache suchen?“). Bei „Ja“ testet es anschließend automatisch stufenweise durch (Basis → Räume → Fach/Klasse/Tag → Doppelstunden/Pausen → Freie Tage) und nennt im Log meist die schuldige Stufe; bei „Nein“ wird der Lauf sofort beendet. Diese Suche kann je nach Modellgröße einige Zeit dauern. Beachten Sie, dass auch harte Regeln im Sheet StD (Kapitel 2.4) eine Ursache sein können.</w:t>
             </w:r>
           </w:p>
         </w:tc>
@@ -4645,7 +4729,7 @@
               <w:rPr>
                 <w:lang w:val="de-DE"/>
               </w:rPr>
-              <w:t xml:space="preserve">ℹ Wird die Übernahme für ein Paar abgelehnt, bleibt der Tausch nur in der gesicherten Lösung wirksam – die UV bleibt für dieses Paar unverändert.</w:t>
+              <w:t>ℹ Wird die Übernahme für ein Paar abgelehnt, bleibt der Tausch nur in der gesicherten Lösung wirksam – die UV bleibt für dieses Paar unverändert.</w:t>
             </w:r>
           </w:p>
         </w:tc>
@@ -4664,6 +4748,7 @@
         <w:rPr>
           <w:lang w:val="de-DE"/>
         </w:rPr>
+        <w:lastRenderedPageBreak/>
         <w:t>Button 13 – Gesicherte Lösung löschen</w:t>
       </w:r>
     </w:p>
@@ -4694,7 +4779,6 @@
         <w:rPr>
           <w:lang w:val="de-DE"/>
         </w:rPr>
-        <w:lastRenderedPageBreak/>
         <w:t>Button 14 – Lösung verbessern</w:t>
       </w:r>
     </w:p>
@@ -4960,6 +5044,7 @@
         <w:rPr>
           <w:lang w:val="de-DE"/>
         </w:rPr>
+        <w:lastRenderedPageBreak/>
         <w:t>Button 19 – Klassenpläne EF / Q1 / Q2</w:t>
       </w:r>
     </w:p>
@@ -4974,7 +5059,7 @@
         <w:rPr>
           <w:lang w:val="de-DE"/>
         </w:rPr>
-        <w:t xml:space="preserve">Wie Button 18, aber nur für die Oberstufenklassen EF, Q1 und Q2. Nützlich für Gymnasien mit Oberstufe.</w:t>
+        <w:t>Wie Button 18, aber nur für die Oberstufenklassen EF, Q1 und Q2. Nützlich für Gymnasien mit Oberstufe.</w:t>
       </w:r>
     </w:p>
     <w:p>
@@ -4990,7 +5075,6 @@
         <w:rPr>
           <w:lang w:val="de-DE"/>
         </w:rPr>
-        <w:lastRenderedPageBreak/>
         <w:t>Button 20 – Lehrerpläne erzeugen</w:t>
       </w:r>
     </w:p>
@@ -5071,7 +5155,7 @@
         <w:t xml:space="preserve">„Speichern und schließen“ schreibt die Tabelle in die Excel-Datei und liest die Daten neu ein; danach steht im Log die StD-Diagnose, die für jeden Lehrer die aktiven harten Regeln nennt. Ein Import schreibt sofort und lässt das Fenster offen, damit man das Ergebnis durchsehen und anschließend die „hart“-Flags setzen kann. </w:t>
       </w:r>
       <w:r>
-        <w:t xml:space="preserve">„Verwerfen und schließen“ schließt ohne zu speichern.</w:t>
+        <w:t>„Verwerfen und schließen“ schließt ohne zu speichern.</w:t>
       </w:r>
     </w:p>
     <w:tbl>
@@ -5160,7 +5244,14 @@
         <w:rPr>
           <w:lang w:val="de-DE"/>
         </w:rPr>
-        <w:t>Die Kopfzeile enthält die Lösungsauswahl, den Farbcode-Block, den Modus-Umschalter sowie Schalter für Fachgruppenplan und das Anheften weiterer Pläne. Darunter liegen die Hauptpläne (Lehrer- und Klassenplan, im Vergleichsmodus zusätzliche Vorher-/Nachher-Spalten) und der Detailbereich mit Tauschvorschlägen, Verschiebung-mit-Ausweich und Diagnose. Das Fenster muss je nach eingeblendeten Spalten ggf. mit der Maus verbreitert werden.</w:t>
+        <w:t xml:space="preserve">Die Kopfzeile enthält die Lösungsauswahl, den Farbcode-Block, den Modus-Umschalter sowie Schalter für Fachgruppenplan und das Anheften weiterer Pläne. Darunter liegen die Hauptpläne (Lehrer- und Klassenplan, im Vergleichsmodus zusätzliche Vorher-/Nachher-Spalten) und der Detailbereich mit Tauschvorschlägen, Verschiebung-mit-Ausweich und </w:t>
+      </w:r>
+      <w:r>
+        <w:rPr>
+          <w:lang w:val="de-DE"/>
+        </w:rPr>
+        <w:lastRenderedPageBreak/>
+        <w:t>Diagnose. Das Fenster muss je nach eingeblendeten Spalten ggf. mit der Maus verbreitert werden.</w:t>
       </w:r>
     </w:p>
     <w:p>
@@ -5214,7 +5305,6 @@
           <w:bCs/>
           <w:lang w:val="de-DE"/>
         </w:rPr>
-        <w:lastRenderedPageBreak/>
         <w:t>Lösung wechseln:</w:t>
       </w:r>
       <w:r>
@@ -5556,7 +5646,7 @@
         <w:rPr>
           <w:lang w:val="de-DE"/>
         </w:rPr>
-        <w:t xml:space="preserve">Der Button „Diag-Werte“ öffnet ein eigenes, offen bleibendes Fenster mit den Kennzahlen aus dem Sheet „Diag“: die Diag-Zeile des aktuell gewählten Lehrers und die „Summe“-Zeile der Lösung (Hohlstunden, Soll min/max, Doppel-/Dreifach-Hohlstunden, Max Folge, Folge max, Einzelstunden, ggf. −2/Frei-Tage, Dstd-V, TR-V). Im Vergleichsmodus erscheinen die Zeilen beider Lösungen. Das Fenster aktualisiert sich beim Wechsel von Lehrer/Lösung; „Neu laden“ liest die aktuellen Werte nach einem Solverlauf oder „Diagnose an Diag anhängen“ (Button 17) ein.</w:t>
+        <w:t>Der Button „Diag-Werte“ öffnet ein eigenes, offen bleibendes Fenster mit den Kennzahlen aus dem Sheet „Diag“: die Diag-Zeile des aktuell gewählten Lehrers und die „Summe“-Zeile der Lösung (Hohlstunden, Soll min/max, Doppel-/Dreifach-Hohlstunden, Max Folge, Folge max, Einzelstunden, ggf. −2/Frei-Tage, Dstd-V, TR-V). Im Vergleichsmodus erscheinen die Zeilen beider Lösungen. Das Fenster aktualisiert sich beim Wechsel von Lehrer/Lösung; „Neu laden“ liest die aktuellen Werte nach einem Solverlauf oder „Diagnose an Diag anhängen“ (Button 17) ein.</w:t>
       </w:r>
     </w:p>
     <w:p>
@@ -5572,6 +5662,7 @@
         <w:rPr>
           <w:lang w:val="de-DE"/>
         </w:rPr>
+        <w:lastRenderedPageBreak/>
         <w:t>Diag-Filter (Lehrerliste auf Auffällige beschränken)</w:t>
       </w:r>
     </w:p>
@@ -5637,7 +5728,6 @@
         <w:rPr>
           <w:lang w:val="de-DE"/>
         </w:rPr>
-        <w:lastRenderedPageBreak/>
         <w:t>Stundenfolge überschritten (Std.Folge aus den Stammdaten)</w:t>
       </w:r>
     </w:p>
@@ -5702,7 +5792,7 @@
         <w:t xml:space="preserve">Nach Auswahl und „Filtern“ enthält das Lehrer-Dropdown nur noch Lehrer, die in der aktuellen Lösung mindestens eines (ODER) bzw. alle (UND) der gewählten Kriterien verletzen. Der Button färbt sich gelb und zeigt die Anzahl aktiver Kriterien. </w:t>
       </w:r>
       <w:r>
-        <w:t xml:space="preserve">„Filter aufheben“ stellt die volle Liste wieder her.</w:t>
+        <w:t>„Filter aufheben“ stellt die volle Liste wieder her.</w:t>
       </w:r>
     </w:p>
     <w:tbl>
@@ -5821,7 +5911,7 @@
               <w:rPr>
                 <w:lang w:val="de-DE"/>
               </w:rPr>
-              <w:t xml:space="preserve">⚠ Wichtig: UV-Änderungen landen zunächst nur in der Datei. Sie wirken sich erst nach erneutem Einlesen (Button 1) und – bei strukturellen Spalten wie Lehrer/Fach/Klasse(n)/Wst – nach erneutem Rechnen (Button 10) aus. Der aktuell angezeigte Plan ändert sich dadurch nicht. Ist die Datei parallel in Excel geöffnet, schlägt das Speichern kontrolliert fehl (Meldung, Änderung verworfen).</w:t>
+              <w:t>⚠ Wichtig: UV-Änderungen landen zunächst nur in der Datei. Sie wirken sich erst nach erneutem Einlesen (Button 1) und – bei strukturellen Spalten wie Lehrer/Fach/Klasse(n)/Wst – nach erneutem Rechnen (Button 10) aus. Der aktuell angezeigte Plan ändert sich dadurch nicht. Ist die Datei parallel in Excel geöffnet, schlägt das Speichern kontrolliert fehl (Meldung, Änderung verworfen).</w:t>
             </w:r>
           </w:p>
         </w:tc>
@@ -5928,6 +6018,7 @@
               <w:pStyle w:val="Compact"/>
             </w:pPr>
             <w:r>
+              <w:lastRenderedPageBreak/>
               <w:t>nur Lehrer</w:t>
             </w:r>
           </w:p>
@@ -6068,9 +6159,7 @@
         <w:rPr>
           <w:lang w:val="de-DE"/>
         </w:rPr>
-        <w:t xml:space="preserve"> Ein Klick auf eine Spaltenüberschrift sortiert nach dieser Spalte, ein erneuter Klick kehrt die Richtung um. Für eine mehrstufige Sortierung die </w:t>
-        <w:lastRenderedPageBreak/>
-        <w:t xml:space="preserve">weiteren Überschriften mit gedrückter </w:t>
+        <w:t xml:space="preserve"> Ein Klick auf eine Spaltenüberschrift sortiert nach dieser Spalte, ein erneuter Klick kehrt die Richtung um. Für eine mehrstufige Sortierung die weiteren Überschriften mit gedrückter </w:t>
       </w:r>
       <w:r>
         <w:rPr>
@@ -6251,7 +6340,14 @@
         <w:rPr>
           <w:lang w:val="de-DE"/>
         </w:rPr>
-        <w:t>Angeheftete Kacheln arbeiten auf derselben gemeinsamen Arbeitskopie wie die Hauptpläne. Drag &amp; Drop funktioniert daher über Kachelgrenzen hinweg: Man kann eine Stunde aus einer angehefteten Kachel in eine andere Kachel oder in die Hauptpläne ziehen (Verschieben, Tauschen). So lassen sich z. B. zwei Lehrerpläne direkt gegeneinander abgleichen und Stunden zwischen ihnen umhängen.</w:t>
+        <w:t xml:space="preserve">Angeheftete Kacheln arbeiten auf derselben gemeinsamen Arbeitskopie wie die Hauptpläne. Drag &amp; Drop funktioniert daher über Kachelgrenzen hinweg: Man kann eine Stunde aus einer angehefteten Kachel in eine andere Kachel oder in die Hauptpläne ziehen </w:t>
+      </w:r>
+      <w:r>
+        <w:rPr>
+          <w:lang w:val="de-DE"/>
+        </w:rPr>
+        <w:lastRenderedPageBreak/>
+        <w:t>(Verschieben, Tauschen). So lassen sich z. B. zwei Lehrerpläne direkt gegeneinander abgleichen und Stunden zwischen ihnen umhängen.</w:t>
       </w:r>
     </w:p>
     <w:p>
@@ -6310,7 +6406,6 @@
       <w:bookmarkStart w:id="46" w:name="bearbeitungsmodi"/>
       <w:bookmarkEnd w:id="45"/>
       <w:r>
-        <w:lastRenderedPageBreak/>
         <w:t>Bearbeitungsmodi</w:t>
       </w:r>
     </w:p>
@@ -6659,6 +6754,7 @@
               <w:rPr>
                 <w:lang w:val="de-DE"/>
               </w:rPr>
+              <w:lastRenderedPageBreak/>
               <w:t>ℹ Der Rechtsklick schreibt sofort in das Sheet „Fix UNrn“ (slotgenau) und pflegt zugleich die UV-Spalte „Fix (X)“ für die ganze UNr: Beim Fixieren wird „X“ in alle UV-Zeilen der UNr gesetzt; beim Entfixieren nur dann entfernt, wenn die UNr in „Fix UNrn“ nirgends mehr steht. Nach dem Schließen des Plan-Editors wird die Excel-Datei automatisch neu eingelesen, sodass Speicherstand und Datei übereinstimmen.</w:t>
             </w:r>
           </w:p>
@@ -6709,7 +6805,6 @@
         <w:rPr>
           <w:lang w:val="de-DE"/>
         </w:rPr>
-        <w:lastRenderedPageBreak/>
         <w:t>Tauschvorschläge (linke Spalte im Detailbereich)</w:t>
       </w:r>
     </w:p>
@@ -6840,7 +6935,7 @@
         <w:rPr>
           <w:lang w:val="de-DE"/>
         </w:rPr>
-        <w:t xml:space="preserve">Liegt auf dem Zielslot ein kollidierender Block, sucht das Programm automatisch Ausweichmöglichkeiten: Block A soll auf Slot Y; das Hindernis (Block B auf Y) weicht per klasseninternem Tausch auf einen anderen Slot Z aus. Das Ergebnis erscheint als kombinierter Vorschlag „Verschiebe A: X→Y | B: Y→Z“. Einfachklick fixiert (mit Vorher/Nachher + Pfeilen), Doppelklick führt aus. Das Programm deckt bis zu 2 Hindernis-Blöcke ab und sucht bei einem einzelnen Hindernis rekursiv nach mehrstufigen, auch klassenübergreifenden Ausweichen.</w:t>
+        <w:t>Liegt auf dem Zielslot ein kollidierender Block, sucht das Programm automatisch Ausweichmöglichkeiten: Block A soll auf Slot Y; das Hindernis (Block B auf Y) weicht per klasseninternem Tausch auf einen anderen Slot Z aus. Das Ergebnis erscheint als kombinierter Vorschlag „Verschiebe A: X→Y | B: Y→Z“. Einfachklick fixiert (mit Vorher/Nachher + Pfeilen), Doppelklick führt aus. Das Programm deckt bis zu 2 Hindernis-Blöcke ab und sucht bei einem einzelnen Hindernis rekursiv nach mehrstufigen, auch klassenübergreifenden Ausweichen.</w:t>
       </w:r>
     </w:p>
     <w:p>
@@ -6900,7 +6995,14 @@
         <w:rPr>
           <w:lang w:val="de-DE"/>
         </w:rPr>
-        <w:t>Bei Hover/Fixierung eines Vorschlags zeigt das Panel je beteiligtem Lehrer: freie Tage vorher → nachher, Hohlstunden (ein-, zwei-, dreifach) vorher → nachher, Gesamtqualität vorher → nachher (mit „besser/schlechter/unverändert“). Bei einfachem Klick auf eine Zelle zeigt es die Blockdetails: UNr, ZeilenText, je Teilunterricht Lehrer | Fach | Klassen | Fachgruppe.</w:t>
+        <w:t xml:space="preserve">Bei Hover/Fixierung eines Vorschlags zeigt das Panel je beteiligtem Lehrer: freie Tage vorher → nachher, Hohlstunden (ein-, zwei-, dreifach) vorher → nachher, Gesamtqualität vorher → nachher (mit „besser/schlechter/unverändert“). Bei einfachem Klick auf eine </w:t>
+      </w:r>
+      <w:r>
+        <w:rPr>
+          <w:lang w:val="de-DE"/>
+        </w:rPr>
+        <w:lastRenderedPageBreak/>
+        <w:t>Zelle zeigt es die Blockdetails: UNr, ZeilenText, je Teilunterricht Lehrer | Fach | Klassen | Fachgruppe.</w:t>
       </w:r>
     </w:p>
     <w:p>
@@ -6973,7 +7075,6 @@
         <w:rPr>
           <w:lang w:val="de-DE"/>
         </w:rPr>
-        <w:lastRenderedPageBreak/>
         <w:t>Gewichtungszahl der Zeitwünsche</w:t>
       </w:r>
     </w:p>
@@ -7114,7 +7215,7 @@
               <w:rPr>
                 <w:lang w:val="de-DE"/>
               </w:rPr>
-              <w:t xml:space="preserve">Speichert die bearbeitete Belegung als neue Lösung (Name _man, bei Duplikaten mit Nummer). Sie wird in das Sheet Lös eingetragen, das Sheet Diag aktualisiert und die Lösung erscheint sofort im Dropdown.</w:t>
+              <w:t>Speichert die bearbeitete Belegung als neue Lösung (Name _man, bei Duplikaten mit Nummer). Sie wird in das Sheet Lös eingetragen, das Sheet Diag aktualisiert und die Lösung erscheint sofort im Dropdown.</w:t>
             </w:r>
           </w:p>
         </w:tc>
@@ -7293,7 +7394,14 @@
         <w:rPr>
           <w:lang w:val="de-DE"/>
         </w:rPr>
-        <w:t>Der Plan-Editor merkt sich seine Ansichtseinstellungen: Beim Schließen (Schaltfläche „Schließen“ oder Fenster-X) werden sie in das Sheet „EdCfg“ der Excel-Datei geschrieben, beim nächsten Öffnen automatisch wieder geladen. Die Einstellungen gelten damit je Excel-Datei.</w:t>
+        <w:t xml:space="preserve">Der Plan-Editor merkt sich seine Ansichtseinstellungen: Beim Schließen (Schaltfläche „Schließen“ oder Fenster-X) werden sie in das Sheet „EdCfg“ der Excel-Datei geschrieben, </w:t>
+      </w:r>
+      <w:r>
+        <w:rPr>
+          <w:lang w:val="de-DE"/>
+        </w:rPr>
+        <w:lastRenderedPageBreak/>
+        <w:t>beim nächsten Öffnen automatisch wieder geladen. Die Einstellungen gelten damit je Excel-Datei.</w:t>
       </w:r>
     </w:p>
     <w:p>
@@ -7339,7 +7447,6 @@
               <w:rPr>
                 <w:lang w:val="de-DE"/>
               </w:rPr>
-              <w:lastRenderedPageBreak/>
               <w:t>ℹ Lösung, Lehrer und Klasse hängen an den Daten. Existiert die gespeicherte Lösung (bzw. der Lehrer/die Klasse) nach einem neuen Solverlauf, „Übernehmen“ oder einer UV-Änderung nicht mehr, fällt der Editor still auf die Standardauswahl zurück (erste Lösung, erster Lehrer/erste Klasse) – ohne Meldung. Fehlt das Sheet EdCfg (z. B. beim ersten Start), öffnet der Editor mit den Standardeinstellungen. Liegt die gespeicherte Fensterposition nach einem Monitorwechsel außerhalb des Bildschirms, wird nur die Größe übernommen und das Fenster wieder zentriert.</w:t>
             </w:r>
           </w:p>
@@ -7374,7 +7481,7 @@
         <w:rPr>
           <w:lang w:val="de-DE"/>
         </w:rPr>
-        <w:t xml:space="preserve">Bei langen Suchläufen (Button 10) lässt sich der aktuelle Zwischenstand ansehen, ohne den Solver zu unterbrechen. Die Engine schreibt während der Suche die jeweils beste bisher gefundene Lösung in eine eigene Excel-Datei – unabhängig von der eigentlichen Zieldatei, die während des Laufs gesperrt bleibt.</w:t>
+        <w:t>Bei langen Suchläufen (Button 10) lässt sich der aktuelle Zwischenstand ansehen, ohne den Solver zu unterbrechen. Die Engine schreibt während der Suche die jeweils beste bisher gefundene Lösung in eine eigene Excel-Datei – unabhängig von der eigentlichen Zieldatei, die während des Laufs gesperrt bleibt.</w:t>
       </w:r>
     </w:p>
     <w:p>
@@ -7513,6 +7620,7 @@
         <w:rPr>
           <w:lang w:val="de-DE"/>
         </w:rPr>
+        <w:lastRenderedPageBreak/>
         <w:t>5. Die PM-Tabelle und die Qualitätsfunktion</w:t>
       </w:r>
     </w:p>
@@ -7552,7 +7660,6 @@
       <w:bookmarkStart w:id="62" w:name="parameter-nach-funktion"/>
       <w:bookmarkEnd w:id="61"/>
       <w:r>
-        <w:lastRenderedPageBreak/>
         <w:t>5.2 Parameter nach Funktion</w:t>
       </w:r>
     </w:p>
@@ -7887,9 +7994,9 @@
         <w:tblLook w:val="0020" w:firstRow="1" w:lastRow="0" w:firstColumn="0" w:lastColumn="0" w:noHBand="0" w:noVBand="0"/>
       </w:tblPr>
       <w:tblGrid>
-        <w:gridCol w:w="2650"/>
+        <w:gridCol w:w="1934"/>
         <w:gridCol w:w="1226"/>
-        <w:gridCol w:w="5746"/>
+        <w:gridCol w:w="6462"/>
       </w:tblGrid>
       <w:tr>
         <w:trPr>
@@ -8240,19 +8347,24 @@
               <w:pStyle w:val="Compact"/>
             </w:pPr>
             <w:r>
-              <w:t>Strafe dreifach Hohlstunde</w:t>
-            </w:r>
-          </w:p>
-        </w:tc>
-        <w:tc>
-          <w:tcPr>
-            <w:tcW w:w="0" w:type="auto"/>
-          </w:tcPr>
-          <w:p>
-            <w:pPr>
-              <w:pStyle w:val="Compact"/>
-            </w:pPr>
-            <w:r>
+              <w:t xml:space="preserve">Strafe dreifach </w:t>
+            </w:r>
+            <w:r>
+              <w:lastRenderedPageBreak/>
+              <w:t>Hohlstunde</w:t>
+            </w:r>
+          </w:p>
+        </w:tc>
+        <w:tc>
+          <w:tcPr>
+            <w:tcW w:w="0" w:type="auto"/>
+          </w:tcPr>
+          <w:p>
+            <w:pPr>
+              <w:pStyle w:val="Compact"/>
+            </w:pPr>
+            <w:r>
+              <w:lastRenderedPageBreak/>
               <w:t>5</w:t>
             </w:r>
           </w:p>
@@ -8549,7 +8661,6 @@
               <w:rPr>
                 <w:lang w:val="de-DE"/>
               </w:rPr>
-              <w:lastRenderedPageBreak/>
               <w:t>Tipp: Eine LK-Stunde (LK01/LK02) gilt ab Stunde 6 als „spät“. „Grenze späte LK-Stunden“ legt fest, wie viele solcher Stunden pro Tag erlaubt sind, bevor die Strafe greift (Standard 2).</w:t>
             </w:r>
           </w:p>
@@ -9088,6 +9199,7 @@
           <w:iCs/>
           <w:lang w:val="de-DE"/>
         </w:rPr>
+        <w:lastRenderedPageBreak/>
         <w:t>Q = (Gewicht frühe Doppel) · n_frühe_Doppel − (Gewicht späte Doppel) · n_späte_Doppel − (Gewicht späte päd. Einheiten) · n_späte_päd_Einheiten − (Strafe Hohlstunde) · n_Hohlstunden − (Strafe doppel Hohlstunde) · n_2er_Hohlblöcke − (Strafe dreifach Hohlstunde) · n_≥3er_Hohlblöcke − (Strafe Einzelstunde) · n_Einzelstunden − (Strafe späte LK-Stunden) · n_späte_LK_über_Grenze − (Strafe Hauptfach spät) · n_Hauptfach_spät_über_Anteil</w:t>
       </w:r>
     </w:p>
@@ -9303,9 +9415,7 @@
               <w:rPr>
                 <w:lang w:val="de-DE"/>
               </w:rPr>
-              <w:t xml:space="preserve">Zusammenhängende Hohlstunden-Folgen der Länge genau </w:t>
-              <w:lastRenderedPageBreak/>
-              <w:t xml:space="preserve">2 bzw. </w:t>
+              <w:t xml:space="preserve">Zusammenhängende Hohlstunden-Folgen der Länge genau 2 bzw. </w:t>
             </w:r>
             <w:r>
               <w:t>≥ 3 (je Lehrer und Tag).</w:t>
@@ -9323,7 +9433,6 @@
               <w:pStyle w:val="Compact"/>
             </w:pPr>
             <w:r>
-              <w:lastRenderedPageBreak/>
               <w:t>n_Einzelstunden</w:t>
             </w:r>
           </w:p>
@@ -9553,6 +9662,7 @@
         <w:rPr>
           <w:lang w:val="de-DE"/>
         </w:rPr>
+        <w:lastRenderedPageBreak/>
         <w:t>Programm starten und Button 1 drücken, um die Excel-Datei zu laden.</w:t>
       </w:r>
     </w:p>
@@ -9689,7 +9799,6 @@
         <w:rPr>
           <w:lang w:val="de-DE"/>
         </w:rPr>
-        <w:lastRenderedPageBreak/>
         <w:t>Bei Schwachstellen: Plan mit Button 14 oder dem Plan-Editor (Button 11) verbessern; im Editor helfen Farbcode, Fachgruppenplan und das Anheften mehrerer Pläne beim Abgleich.</w:t>
       </w:r>
     </w:p>
@@ -9875,7 +9984,7 @@
               <w:pStyle w:val="Compact"/>
             </w:pPr>
             <w:r>
-              <w:t xml:space="preserve">„Keine Lösungen verfügbar“</w:t>
+              <w:t>„Keine Lösungen verfügbar“</w:t>
             </w:r>
           </w:p>
         </w:tc>
@@ -9909,7 +10018,7 @@
               <w:pStyle w:val="Compact"/>
             </w:pPr>
             <w:r>
-              <w:t xml:space="preserve">„Kein UNr-Plan gefunden“</w:t>
+              <w:t>„Kein UNr-Plan gefunden“</w:t>
             </w:r>
           </w:p>
         </w:tc>
@@ -9983,7 +10092,7 @@
               <w:pStyle w:val="Compact"/>
             </w:pPr>
             <w:r>
-              <w:t xml:space="preserve">„Spalte ‚X‘ nicht gefunden“</w:t>
+              <w:t>„Spalte ‚X‘ nicht gefunden“</w:t>
             </w:r>
           </w:p>
         </w:tc>
@@ -10017,7 +10126,8 @@
               <w:pStyle w:val="Compact"/>
             </w:pPr>
             <w:r>
-              <w:t xml:space="preserve">StD-Diagnose: „… Flag ignoriert“</w:t>
+              <w:lastRenderedPageBreak/>
+              <w:t>StD-Diagnose: „… Flag ignoriert“</w:t>
             </w:r>
           </w:p>
         </w:tc>
@@ -10117,7 +10227,6 @@
         <w:rPr>
           <w:lang w:val="de-DE"/>
         </w:rPr>
-        <w:lastRenderedPageBreak/>
         <w:t xml:space="preserve">Harte Regeln im Sheet StD prüfen. Eine „hart“ gestellte Hohlstunden-, Folge- oder Hohlblock-Regel kann in Kombination mit Zeitwünschen oder freien Tagen unlösbar sein. </w:t>
       </w:r>
       <w:r>
@@ -10274,6 +10383,7 @@
         <w:rPr>
           <w:lang w:val="de-DE"/>
         </w:rPr>
+        <w:lastRenderedPageBreak/>
         <w:t>Große Pausen + „Verbot späte Doppel“ zu restriktiv? Bleiben kaum Doppelstunden-Positionen, lassen sich Blöcke mit Doppelstunden-Pflicht nicht unterbringen.</w:t>
       </w:r>
     </w:p>
@@ -10386,7 +10496,6 @@
         <w:rPr>
           <w:lang w:val="de-DE"/>
         </w:rPr>
-        <w:lastRenderedPageBreak/>
         <w:t>Das Solver-Zeitlimit gilt pro Lösungsversuch. Bei vielen Tauschpaaren kann die Gesamtlaufzeit von Button 10 entsprechend länger sein.</w:t>
       </w:r>
     </w:p>
@@ -10767,6 +10876,7 @@
               <w:pStyle w:val="Compact"/>
             </w:pPr>
             <w:r>
+              <w:lastRenderedPageBreak/>
               <w:t>Tauschgruppe</w:t>
             </w:r>
           </w:p>
@@ -11005,381 +11115,388 @@
               <w:pStyle w:val="Compact"/>
             </w:pPr>
             <w:r>
+              <w:t>GPU001</w:t>
+            </w:r>
+          </w:p>
+        </w:tc>
+        <w:tc>
+          <w:tcPr>
+            <w:tcW w:w="0" w:type="auto"/>
+          </w:tcPr>
+          <w:p>
+            <w:pPr>
+              <w:pStyle w:val="Compact"/>
+              <w:rPr>
+                <w:lang w:val="de-DE"/>
+              </w:rPr>
+            </w:pPr>
+            <w:r>
+              <w:rPr>
+                <w:lang w:val="de-DE"/>
+              </w:rPr>
+              <w:t>Untis-Zeitraster-Export eines fertigen Plans. Von Button 3 gelesen und ins Sheet „Plan“ übertragen.</w:t>
+            </w:r>
+          </w:p>
+        </w:tc>
+      </w:tr>
+      <w:tr>
+        <w:tc>
+          <w:tcPr>
+            <w:tcW w:w="0" w:type="auto"/>
+          </w:tcPr>
+          <w:p>
+            <w:pPr>
+              <w:pStyle w:val="Compact"/>
+            </w:pPr>
+            <w:r>
+              <w:t>GPU002</w:t>
+            </w:r>
+          </w:p>
+        </w:tc>
+        <w:tc>
+          <w:tcPr>
+            <w:tcW w:w="0" w:type="auto"/>
+          </w:tcPr>
+          <w:p>
+            <w:pPr>
+              <w:pStyle w:val="Compact"/>
+              <w:rPr>
+                <w:lang w:val="de-DE"/>
+              </w:rPr>
+            </w:pPr>
+            <w:r>
+              <w:rPr>
+                <w:lang w:val="de-DE"/>
+              </w:rPr>
+              <w:t>Untis-Format für die Unterrichtsverteilung. Von Button 7 (Export) bzw. Button 6 (Import) gelesen/geschrieben. Zeichensatz beim Import wählbar (auto/UTF-8/ANSI), beim Export wählbar (UTF-8 ohne/mit BOM, ANSI); der Export erlaubt zudem die Auswahl bestimmter U-Nrn.</w:t>
+            </w:r>
+          </w:p>
+        </w:tc>
+      </w:tr>
+      <w:tr>
+        <w:tc>
+          <w:tcPr>
+            <w:tcW w:w="0" w:type="auto"/>
+          </w:tcPr>
+          <w:p>
+            <w:pPr>
+              <w:pStyle w:val="Compact"/>
+            </w:pPr>
+            <w:r>
+              <w:t>GPU004</w:t>
+            </w:r>
+          </w:p>
+        </w:tc>
+        <w:tc>
+          <w:tcPr>
+            <w:tcW w:w="0" w:type="auto"/>
+          </w:tcPr>
+          <w:p>
+            <w:pPr>
+              <w:pStyle w:val="Compact"/>
+              <w:rPr>
+                <w:lang w:val="de-DE"/>
+              </w:rPr>
+            </w:pPr>
+            <w:r>
+              <w:rPr>
+                <w:lang w:val="de-DE"/>
+              </w:rPr>
+              <w:t>Untis-Format für Lehrer-Stammdaten. Wird vom Stammdaten-Dialog (Button 21) importiert.</w:t>
+            </w:r>
+          </w:p>
+        </w:tc>
+      </w:tr>
+      <w:tr>
+        <w:tc>
+          <w:tcPr>
+            <w:tcW w:w="0" w:type="auto"/>
+          </w:tcPr>
+          <w:p>
+            <w:pPr>
+              <w:pStyle w:val="Compact"/>
+            </w:pPr>
+            <w:r>
+              <w:t>GPU016</w:t>
+            </w:r>
+          </w:p>
+        </w:tc>
+        <w:tc>
+          <w:tcPr>
+            <w:tcW w:w="0" w:type="auto"/>
+          </w:tcPr>
+          <w:p>
+            <w:pPr>
+              <w:pStyle w:val="Compact"/>
+              <w:rPr>
+                <w:lang w:val="de-DE"/>
+              </w:rPr>
+            </w:pPr>
+            <w:r>
+              <w:rPr>
+                <w:lang w:val="de-DE"/>
+              </w:rPr>
+              <w:t>Untis-Format für Zeitwünsche. Von Button 2 und vom ZZ-Lehrer-Trick (Button 7) erzeugt.</w:t>
+            </w:r>
+          </w:p>
+        </w:tc>
+      </w:tr>
+      <w:tr>
+        <w:tc>
+          <w:tcPr>
+            <w:tcW w:w="0" w:type="auto"/>
+          </w:tcPr>
+          <w:p>
+            <w:pPr>
+              <w:pStyle w:val="Compact"/>
+            </w:pPr>
+            <w:r>
+              <w:t>ZZ-Lehrer</w:t>
+            </w:r>
+          </w:p>
+        </w:tc>
+        <w:tc>
+          <w:tcPr>
+            <w:tcW w:w="0" w:type="auto"/>
+          </w:tcPr>
+          <w:p>
+            <w:pPr>
+              <w:pStyle w:val="Compact"/>
+              <w:rPr>
+                <w:lang w:val="de-DE"/>
+              </w:rPr>
+            </w:pPr>
+            <w:r>
+              <w:rPr>
+                <w:lang w:val="de-DE"/>
+              </w:rPr>
+              <w:t>Dummy-Lehrer aus dem ZZ-Lehrer-Trick (Button 7): fixiert eine UNr per −3-Sperre in einer GPU016-Datei, damit sie beim Reimport nach Untis nicht neu verplant wird.</w:t>
+            </w:r>
+          </w:p>
+        </w:tc>
+      </w:tr>
+      <w:tr>
+        <w:tc>
+          <w:tcPr>
+            <w:tcW w:w="0" w:type="auto"/>
+          </w:tcPr>
+          <w:p>
+            <w:pPr>
+              <w:pStyle w:val="Compact"/>
+            </w:pPr>
+            <w:r>
+              <w:t>Plan</w:t>
+            </w:r>
+          </w:p>
+        </w:tc>
+        <w:tc>
+          <w:tcPr>
+            <w:tcW w:w="0" w:type="auto"/>
+          </w:tcPr>
+          <w:p>
+            <w:pPr>
+              <w:pStyle w:val="Compact"/>
+              <w:rPr>
+                <w:lang w:val="de-DE"/>
+              </w:rPr>
+            </w:pPr>
+            <w:r>
+              <w:rPr>
+                <w:lang w:val="de-DE"/>
+              </w:rPr>
+              <w:t>Sheet mit dem manuell gepflegten oder als „best“ markierten UNr-Plan.</w:t>
+            </w:r>
+          </w:p>
+        </w:tc>
+      </w:tr>
+      <w:tr>
+        <w:tc>
+          <w:tcPr>
+            <w:tcW w:w="0" w:type="auto"/>
+          </w:tcPr>
+          <w:p>
+            <w:pPr>
+              <w:pStyle w:val="Compact"/>
+            </w:pPr>
+            <w:r>
+              <w:t>Qualität</w:t>
+            </w:r>
+          </w:p>
+        </w:tc>
+        <w:tc>
+          <w:tcPr>
+            <w:tcW w:w="0" w:type="auto"/>
+          </w:tcPr>
+          <w:p>
+            <w:pPr>
+              <w:pStyle w:val="Compact"/>
+            </w:pPr>
+            <w:r>
+              <w:rPr>
+                <w:lang w:val="de-DE"/>
+              </w:rPr>
+              <w:t xml:space="preserve">Netto-Score aus dem Solver (frühe Doppel positiv, übrige Terme als Strafe) – größer ist besser. </w:t>
+            </w:r>
+            <w:r>
+              <w:t>Formel siehe Kapitel 5.</w:t>
+            </w:r>
+          </w:p>
+        </w:tc>
+      </w:tr>
+      <w:tr>
+        <w:tc>
+          <w:tcPr>
+            <w:tcW w:w="0" w:type="auto"/>
+          </w:tcPr>
+          <w:p>
+            <w:pPr>
+              <w:pStyle w:val="Compact"/>
+            </w:pPr>
+            <w:r>
+              <w:t>Rank</w:t>
+            </w:r>
+          </w:p>
+        </w:tc>
+        <w:tc>
+          <w:tcPr>
+            <w:tcW w:w="0" w:type="auto"/>
+          </w:tcPr>
+          <w:p>
+            <w:pPr>
+              <w:pStyle w:val="Compact"/>
+              <w:rPr>
+                <w:lang w:val="de-DE"/>
+              </w:rPr>
+            </w:pPr>
+            <w:r>
+              <w:rPr>
+                <w:lang w:val="de-DE"/>
+              </w:rPr>
+              <w:t>Sheet mit allen Lösungen, nach Qualität sortiert.</w:t>
+            </w:r>
+          </w:p>
+        </w:tc>
+      </w:tr>
+      <w:tr>
+        <w:tc>
+          <w:tcPr>
+            <w:tcW w:w="0" w:type="auto"/>
+          </w:tcPr>
+          <w:p>
+            <w:pPr>
+              <w:pStyle w:val="Compact"/>
+            </w:pPr>
+            <w:r>
+              <w:t>ZeilenText-2</w:t>
+            </w:r>
+          </w:p>
+        </w:tc>
+        <w:tc>
+          <w:tcPr>
+            <w:tcW w:w="0" w:type="auto"/>
+          </w:tcPr>
+          <w:p>
+            <w:pPr>
+              <w:pStyle w:val="Compact"/>
+              <w:rPr>
+                <w:lang w:val="de-DE"/>
+              </w:rPr>
+            </w:pPr>
+            <w:r>
+              <w:rPr>
+                <w:lang w:val="de-DE"/>
+              </w:rPr>
+              <w:t>Optionale zweite Beschriftungsspalte in UV. Steuert die Kurskennung (LK01/LK02) für die Farbmarkierung in Klassenplänen.</w:t>
+            </w:r>
+          </w:p>
+        </w:tc>
+      </w:tr>
+      <w:tr>
+        <w:tc>
+          <w:tcPr>
+            <w:tcW w:w="0" w:type="auto"/>
+          </w:tcPr>
+          <w:p>
+            <w:pPr>
+              <w:pStyle w:val="Compact"/>
+            </w:pPr>
+            <w:r>
+              <w:t>Freie Tage</w:t>
+            </w:r>
+          </w:p>
+        </w:tc>
+        <w:tc>
+          <w:tcPr>
+            <w:tcW w:w="0" w:type="auto"/>
+          </w:tcPr>
+          <w:p>
+            <w:pPr>
+              <w:pStyle w:val="Compact"/>
+            </w:pPr>
+            <w:r>
+              <w:rPr>
+                <w:lang w:val="de-DE"/>
+              </w:rPr>
+              <w:t xml:space="preserve">Zusätzliche freie Lehrertage, im Sheet StD über die Spalten „Freie Tage“ (Anzahl) und „Gewicht freie Tage“ (−3 zwingend / −2 Wunsch) festgelegt. </w:t>
+            </w:r>
+            <w:r>
+              <w:t>Die frühere separate Tabelle „FT“ entfällt.</w:t>
+            </w:r>
+          </w:p>
+        </w:tc>
+      </w:tr>
+      <w:tr>
+        <w:tc>
+          <w:tcPr>
+            <w:tcW w:w="0" w:type="auto"/>
+          </w:tcPr>
+          <w:p>
+            <w:pPr>
+              <w:pStyle w:val="Compact"/>
+            </w:pPr>
+            <w:r>
+              <w:t>ChkFix</w:t>
+            </w:r>
+          </w:p>
+        </w:tc>
+        <w:tc>
+          <w:tcPr>
+            <w:tcW w:w="0" w:type="auto"/>
+          </w:tcPr>
+          <w:p>
+            <w:pPr>
+              <w:pStyle w:val="Compact"/>
+              <w:rPr>
+                <w:lang w:val="de-DE"/>
+              </w:rPr>
+            </w:pPr>
+            <w:r>
+              <w:rPr>
+                <w:lang w:val="de-DE"/>
+              </w:rPr>
+              <w:t xml:space="preserve">Sheet „Checkup FixUNrn“ – automatische Prüfung fixierter UNrn vor </w:t>
+            </w:r>
+            <w:r>
+              <w:rPr>
+                <w:lang w:val="de-DE"/>
+              </w:rPr>
               <w:lastRenderedPageBreak/>
-              <w:t>GPU001</w:t>
-            </w:r>
-          </w:p>
-        </w:tc>
-        <w:tc>
-          <w:tcPr>
-            <w:tcW w:w="0" w:type="auto"/>
-          </w:tcPr>
-          <w:p>
-            <w:pPr>
-              <w:pStyle w:val="Compact"/>
-              <w:rPr>
-                <w:lang w:val="de-DE"/>
-              </w:rPr>
-            </w:pPr>
-            <w:r>
-              <w:rPr>
-                <w:lang w:val="de-DE"/>
-              </w:rPr>
-              <w:t>Untis-Zeitraster-Export eines fertigen Plans. Von Button 3 gelesen und ins Sheet „Plan“ übertragen.</w:t>
-            </w:r>
-          </w:p>
-        </w:tc>
-      </w:tr>
-      <w:tr>
-        <w:tc>
-          <w:tcPr>
-            <w:tcW w:w="0" w:type="auto"/>
-          </w:tcPr>
-          <w:p>
-            <w:pPr>
-              <w:pStyle w:val="Compact"/>
-            </w:pPr>
-            <w:r>
-              <w:t>GPU002</w:t>
-            </w:r>
-          </w:p>
-        </w:tc>
-        <w:tc>
-          <w:tcPr>
-            <w:tcW w:w="0" w:type="auto"/>
-          </w:tcPr>
-          <w:p>
-            <w:pPr>
-              <w:pStyle w:val="Compact"/>
-              <w:rPr>
-                <w:lang w:val="de-DE"/>
-              </w:rPr>
-            </w:pPr>
-            <w:r>
-              <w:rPr>
-                <w:lang w:val="de-DE"/>
-              </w:rPr>
-              <w:t>Untis-Format für die Unterrichtsverteilung. Von Button 7 (Export) bzw. Button 6 (Import) gelesen/geschrieben. Zeichensatz beim Import wählbar (auto/UTF-8/ANSI), beim Export wählbar (UTF-8 ohne/mit BOM, ANSI); der Export erlaubt zudem die Auswahl bestimmter U-Nrn.</w:t>
-            </w:r>
-          </w:p>
-        </w:tc>
-      </w:tr>
-      <w:tr>
-        <w:tc>
-          <w:tcPr>
-            <w:tcW w:w="0" w:type="auto"/>
-          </w:tcPr>
-          <w:p>
-            <w:pPr>
-              <w:pStyle w:val="Compact"/>
-            </w:pPr>
-            <w:r>
-              <w:t>GPU004</w:t>
-            </w:r>
-          </w:p>
-        </w:tc>
-        <w:tc>
-          <w:tcPr>
-            <w:tcW w:w="0" w:type="auto"/>
-          </w:tcPr>
-          <w:p>
-            <w:pPr>
-              <w:pStyle w:val="Compact"/>
-              <w:rPr>
-                <w:lang w:val="de-DE"/>
-              </w:rPr>
-            </w:pPr>
-            <w:r>
-              <w:rPr>
-                <w:lang w:val="de-DE"/>
-              </w:rPr>
-              <w:t>Untis-Format für Lehrer-Stammdaten. Wird vom Stammdaten-Dialog (Button 21) importiert.</w:t>
-            </w:r>
-          </w:p>
-        </w:tc>
-      </w:tr>
-      <w:tr>
-        <w:tc>
-          <w:tcPr>
-            <w:tcW w:w="0" w:type="auto"/>
-          </w:tcPr>
-          <w:p>
-            <w:pPr>
-              <w:pStyle w:val="Compact"/>
-            </w:pPr>
-            <w:r>
-              <w:t>GPU016</w:t>
-            </w:r>
-          </w:p>
-        </w:tc>
-        <w:tc>
-          <w:tcPr>
-            <w:tcW w:w="0" w:type="auto"/>
-          </w:tcPr>
-          <w:p>
-            <w:pPr>
-              <w:pStyle w:val="Compact"/>
-              <w:rPr>
-                <w:lang w:val="de-DE"/>
-              </w:rPr>
-            </w:pPr>
-            <w:r>
-              <w:rPr>
-                <w:lang w:val="de-DE"/>
-              </w:rPr>
-              <w:t>Untis-Format für Zeitwünsche. Von Button 2 und vom ZZ-Lehrer-Trick (Button 7) erzeugt.</w:t>
-            </w:r>
-          </w:p>
-        </w:tc>
-      </w:tr>
-      <w:tr>
-        <w:tc>
-          <w:tcPr>
-            <w:tcW w:w="0" w:type="auto"/>
-          </w:tcPr>
-          <w:p>
-            <w:pPr>
-              <w:pStyle w:val="Compact"/>
-            </w:pPr>
-            <w:r>
-              <w:t>ZZ-Lehrer</w:t>
-            </w:r>
-          </w:p>
-        </w:tc>
-        <w:tc>
-          <w:tcPr>
-            <w:tcW w:w="0" w:type="auto"/>
-          </w:tcPr>
-          <w:p>
-            <w:pPr>
-              <w:pStyle w:val="Compact"/>
-              <w:rPr>
-                <w:lang w:val="de-DE"/>
-              </w:rPr>
-            </w:pPr>
-            <w:r>
-              <w:rPr>
-                <w:lang w:val="de-DE"/>
-              </w:rPr>
-              <w:t>Dummy-Lehrer aus dem ZZ-Lehrer-Trick (Button 7): fixiert eine UNr per −3-Sperre in einer GPU016-Datei, damit sie beim Reimport nach Untis nicht neu verplant wird.</w:t>
-            </w:r>
-          </w:p>
-        </w:tc>
-      </w:tr>
-      <w:tr>
-        <w:tc>
-          <w:tcPr>
-            <w:tcW w:w="0" w:type="auto"/>
-          </w:tcPr>
-          <w:p>
-            <w:pPr>
-              <w:pStyle w:val="Compact"/>
-            </w:pPr>
-            <w:r>
-              <w:t>Plan</w:t>
-            </w:r>
-          </w:p>
-        </w:tc>
-        <w:tc>
-          <w:tcPr>
-            <w:tcW w:w="0" w:type="auto"/>
-          </w:tcPr>
-          <w:p>
-            <w:pPr>
-              <w:pStyle w:val="Compact"/>
-              <w:rPr>
-                <w:lang w:val="de-DE"/>
-              </w:rPr>
-            </w:pPr>
-            <w:r>
-              <w:rPr>
-                <w:lang w:val="de-DE"/>
-              </w:rPr>
-              <w:t>Sheet mit dem manuell gepflegten oder als „best“ markierten UNr-Plan.</w:t>
-            </w:r>
-          </w:p>
-        </w:tc>
-      </w:tr>
-      <w:tr>
-        <w:tc>
-          <w:tcPr>
-            <w:tcW w:w="0" w:type="auto"/>
-          </w:tcPr>
-          <w:p>
-            <w:pPr>
-              <w:pStyle w:val="Compact"/>
-            </w:pPr>
-            <w:r>
-              <w:t>Qualität</w:t>
-            </w:r>
-          </w:p>
-        </w:tc>
-        <w:tc>
-          <w:tcPr>
-            <w:tcW w:w="0" w:type="auto"/>
-          </w:tcPr>
-          <w:p>
-            <w:pPr>
-              <w:pStyle w:val="Compact"/>
-            </w:pPr>
-            <w:r>
-              <w:rPr>
-                <w:lang w:val="de-DE"/>
-              </w:rPr>
-              <w:t xml:space="preserve">Netto-Score aus dem Solver (frühe Doppel positiv, übrige Terme als Strafe) – größer ist besser. </w:t>
-            </w:r>
-            <w:r>
-              <w:t>Formel siehe Kapitel 5.</w:t>
-            </w:r>
-          </w:p>
-        </w:tc>
-      </w:tr>
-      <w:tr>
-        <w:tc>
-          <w:tcPr>
-            <w:tcW w:w="0" w:type="auto"/>
-          </w:tcPr>
-          <w:p>
-            <w:pPr>
-              <w:pStyle w:val="Compact"/>
-            </w:pPr>
-            <w:r>
-              <w:t>Rank</w:t>
-            </w:r>
-          </w:p>
-        </w:tc>
-        <w:tc>
-          <w:tcPr>
-            <w:tcW w:w="0" w:type="auto"/>
-          </w:tcPr>
-          <w:p>
-            <w:pPr>
-              <w:pStyle w:val="Compact"/>
-              <w:rPr>
-                <w:lang w:val="de-DE"/>
-              </w:rPr>
-            </w:pPr>
-            <w:r>
-              <w:rPr>
-                <w:lang w:val="de-DE"/>
-              </w:rPr>
-              <w:t>Sheet mit allen Lösungen, nach Qualität sortiert.</w:t>
-            </w:r>
-          </w:p>
-        </w:tc>
-      </w:tr>
-      <w:tr>
-        <w:tc>
-          <w:tcPr>
-            <w:tcW w:w="0" w:type="auto"/>
-          </w:tcPr>
-          <w:p>
-            <w:pPr>
-              <w:pStyle w:val="Compact"/>
-            </w:pPr>
-            <w:r>
-              <w:t>ZeilenText-2</w:t>
-            </w:r>
-          </w:p>
-        </w:tc>
-        <w:tc>
-          <w:tcPr>
-            <w:tcW w:w="0" w:type="auto"/>
-          </w:tcPr>
-          <w:p>
-            <w:pPr>
-              <w:pStyle w:val="Compact"/>
-              <w:rPr>
-                <w:lang w:val="de-DE"/>
-              </w:rPr>
-            </w:pPr>
-            <w:r>
-              <w:rPr>
-                <w:lang w:val="de-DE"/>
-              </w:rPr>
-              <w:t>Optionale zweite Beschriftungsspalte in UV. Steuert die Kurskennung (LK01/LK02) für die Farbmarkierung in Klassenplänen.</w:t>
-            </w:r>
-          </w:p>
-        </w:tc>
-      </w:tr>
-      <w:tr>
-        <w:tc>
-          <w:tcPr>
-            <w:tcW w:w="0" w:type="auto"/>
-          </w:tcPr>
-          <w:p>
-            <w:pPr>
-              <w:pStyle w:val="Compact"/>
-            </w:pPr>
-            <w:r>
-              <w:t>Freie Tage</w:t>
-            </w:r>
-          </w:p>
-        </w:tc>
-        <w:tc>
-          <w:tcPr>
-            <w:tcW w:w="0" w:type="auto"/>
-          </w:tcPr>
-          <w:p>
-            <w:pPr>
-              <w:pStyle w:val="Compact"/>
-            </w:pPr>
-            <w:r>
-              <w:rPr>
-                <w:lang w:val="de-DE"/>
-              </w:rPr>
-              <w:t xml:space="preserve">Zusätzliche freie Lehrertage, im Sheet StD über die Spalten „Freie Tage“ (Anzahl) und „Gewicht freie Tage“ (−3 zwingend / −2 Wunsch) festgelegt. </w:t>
-            </w:r>
-            <w:r>
-              <w:t>Die frühere separate Tabelle „FT“ entfällt.</w:t>
-            </w:r>
-          </w:p>
-        </w:tc>
-      </w:tr>
-      <w:tr>
-        <w:tc>
-          <w:tcPr>
-            <w:tcW w:w="0" w:type="auto"/>
-          </w:tcPr>
-          <w:p>
-            <w:pPr>
-              <w:pStyle w:val="Compact"/>
-            </w:pPr>
-            <w:r>
-              <w:t>ChkFix</w:t>
-            </w:r>
-          </w:p>
-        </w:tc>
-        <w:tc>
-          <w:tcPr>
-            <w:tcW w:w="0" w:type="auto"/>
-          </w:tcPr>
-          <w:p>
-            <w:pPr>
-              <w:pStyle w:val="Compact"/>
-              <w:rPr>
-                <w:lang w:val="de-DE"/>
-              </w:rPr>
-            </w:pPr>
-            <w:r>
-              <w:rPr>
-                <w:lang w:val="de-DE"/>
-              </w:rPr>
-              <w:t>Sheet „Checkup FixUNrn“ – automatische Prüfung fixierter UNrn vor dem Solver.</w:t>
-            </w:r>
-          </w:p>
-        </w:tc>
-      </w:tr>
-      <w:tr>
-        <w:tc>
-          <w:tcPr>
-            <w:tcW w:w="0" w:type="auto"/>
-          </w:tcPr>
-          <w:p>
-            <w:pPr>
-              <w:pStyle w:val="Compact"/>
-            </w:pPr>
-            <w:r>
+              <w:t>dem Solver.</w:t>
+            </w:r>
+          </w:p>
+        </w:tc>
+      </w:tr>
+      <w:tr>
+        <w:tc>
+          <w:tcPr>
+            <w:tcW w:w="0" w:type="auto"/>
+          </w:tcPr>
+          <w:p>
+            <w:pPr>
+              <w:pStyle w:val="Compact"/>
+            </w:pPr>
+            <w:r>
+              <w:lastRenderedPageBreak/>
               <w:t>Dstd-F</w:t>
             </w:r>
           </w:p>
@@ -11603,22 +11720,21 @@
               <w:rPr>
                 <w:lang w:val="de-DE"/>
               </w:rPr>
-              <w:t xml:space="preserve">Rein lesendes Zusatzfenster im Plan-Editor („UV anzeigen“), zeigt die Rohdaten des Sheets UV gefiltert nach Lehrer/Klasse.</w:t>
-            </w:r>
-          </w:p>
-        </w:tc>
-      </w:tr>
-      <w:tr>
-        <w:tc>
-          <w:tcPr>
-            <w:tcW w:w="0" w:type="auto"/>
-          </w:tcPr>
-          <w:p>
-            <w:pPr>
-              <w:pStyle w:val="Compact"/>
-            </w:pPr>
-            <w:r>
-              <w:lastRenderedPageBreak/>
+              <w:t>Rein lesendes Zusatzfenster im Plan-Editor („UV anzeigen“), zeigt die Rohdaten des Sheets UV gefiltert nach Lehrer/Klasse.</w:t>
+            </w:r>
+          </w:p>
+        </w:tc>
+      </w:tr>
+      <w:tr>
+        <w:tc>
+          <w:tcPr>
+            <w:tcW w:w="0" w:type="auto"/>
+          </w:tcPr>
+          <w:p>
+            <w:pPr>
+              <w:pStyle w:val="Compact"/>
+            </w:pPr>
+            <w:r>
               <w:t>Live-Ordner</w:t>
             </w:r>
           </w:p>
